--- a/berk-portfolio/public/KursadBerkAlkanCV.docx
+++ b/berk-portfolio/public/KursadBerkAlkanCV.docx
@@ -256,6 +256,7 @@
           <w:between w:val="nil"/>
         </w:pBdr>
         <w:spacing w:before="0" w:after="0" w:line="276" w:lineRule="auto"/>
+        <w:jc w:val="both"/>
         <w:rPr>
           <w:color w:val="000000"/>
           <w:sz w:val="21"/>
@@ -265,49 +266,39 @@
       </w:pPr>
       <w:r>
         <w:rPr>
-          <w:sz w:val="21"/>
-          <w:szCs w:val="21"/>
-          <w:highlight w:val="white"/>
-        </w:rPr>
-        <w:t xml:space="preserve">Frontend: </w:t>
-      </w:r>
-      <w:r>
-        <w:rPr>
           <w:color w:val="000000"/>
           <w:sz w:val="21"/>
           <w:szCs w:val="21"/>
           <w:highlight w:val="white"/>
         </w:rPr>
-        <w:t xml:space="preserve"> JavaScript, html</w:t>
-      </w:r>
-      <w:r>
-        <w:rPr>
-          <w:sz w:val="21"/>
-          <w:szCs w:val="21"/>
-          <w:highlight w:val="white"/>
-        </w:rPr>
-        <w:t xml:space="preserve">5, css3, Tailwind.css, React.js, </w:t>
-      </w:r>
-      <w:proofErr w:type="spellStart"/>
-      <w:proofErr w:type="gramStart"/>
-      <w:r>
-        <w:rPr>
-          <w:sz w:val="21"/>
-          <w:szCs w:val="21"/>
-          <w:highlight w:val="white"/>
-        </w:rPr>
-        <w:t>Next,js</w:t>
-      </w:r>
-      <w:proofErr w:type="spellEnd"/>
-      <w:proofErr w:type="gramEnd"/>
-      <w:r>
-        <w:rPr>
-          <w:sz w:val="21"/>
-          <w:szCs w:val="21"/>
-          <w:highlight w:val="white"/>
-        </w:rPr>
-        <w:t>, React Native</w:t>
-      </w:r>
+        <w:t xml:space="preserve">Portfolio: </w:t>
+      </w:r>
+      <w:hyperlink r:id="rId11" w:history="1">
+        <w:r>
+          <w:rPr>
+            <w:rStyle w:val="Kpr"/>
+            <w:sz w:val="21"/>
+            <w:szCs w:val="21"/>
+          </w:rPr>
+          <w:t>https://berk-portfol</w:t>
+        </w:r>
+        <w:r>
+          <w:rPr>
+            <w:rStyle w:val="Kpr"/>
+            <w:sz w:val="21"/>
+            <w:szCs w:val="21"/>
+          </w:rPr>
+          <w:t>i</w:t>
+        </w:r>
+        <w:r>
+          <w:rPr>
+            <w:rStyle w:val="Kpr"/>
+            <w:sz w:val="21"/>
+            <w:szCs w:val="21"/>
+          </w:rPr>
+          <w:t>o-ten.vercel.app/</w:t>
+        </w:r>
+      </w:hyperlink>
     </w:p>
     <w:p>
       <w:pPr>
@@ -336,41 +327,44 @@
           <w:szCs w:val="21"/>
           <w:highlight w:val="white"/>
         </w:rPr>
-        <w:t>Backend: C++,</w:t>
-      </w:r>
-      <w:r>
-        <w:rPr>
-          <w:sz w:val="21"/>
-          <w:szCs w:val="21"/>
-          <w:highlight w:val="white"/>
-        </w:rPr>
-        <w:t xml:space="preserve"> C#,</w:t>
-      </w:r>
-      <w:r>
-        <w:rPr>
-          <w:sz w:val="21"/>
-          <w:szCs w:val="21"/>
-          <w:highlight w:val="white"/>
-        </w:rPr>
-        <w:t xml:space="preserve"> Python, </w:t>
+        <w:t xml:space="preserve">Frontend: </w:t>
+      </w:r>
+      <w:r>
+        <w:rPr>
+          <w:color w:val="000000"/>
+          <w:sz w:val="21"/>
+          <w:szCs w:val="21"/>
+          <w:highlight w:val="white"/>
+        </w:rPr>
+        <w:t xml:space="preserve"> JavaScript, html</w:t>
+      </w:r>
+      <w:r>
+        <w:rPr>
+          <w:sz w:val="21"/>
+          <w:szCs w:val="21"/>
+          <w:highlight w:val="white"/>
+        </w:rPr>
+        <w:t xml:space="preserve">5, css3, Tailwind.css, React.js, </w:t>
       </w:r>
       <w:proofErr w:type="spellStart"/>
-      <w:r>
-        <w:rPr>
-          <w:sz w:val="21"/>
-          <w:szCs w:val="21"/>
-          <w:highlight w:val="white"/>
-        </w:rPr>
-        <w:t>Websocket</w:t>
+      <w:proofErr w:type="gramStart"/>
+      <w:r>
+        <w:rPr>
+          <w:sz w:val="21"/>
+          <w:szCs w:val="21"/>
+          <w:highlight w:val="white"/>
+        </w:rPr>
+        <w:t>Next,js</w:t>
       </w:r>
       <w:proofErr w:type="spellEnd"/>
-      <w:r>
-        <w:rPr>
-          <w:sz w:val="21"/>
-          <w:szCs w:val="21"/>
-          <w:highlight w:val="white"/>
-        </w:rPr>
-        <w:t>, Django, Flask, SQLite3, PostgreSQL</w:t>
+      <w:proofErr w:type="gramEnd"/>
+      <w:r>
+        <w:rPr>
+          <w:sz w:val="21"/>
+          <w:szCs w:val="21"/>
+          <w:highlight w:val="white"/>
+        </w:rPr>
+        <w:t>, React Native</w:t>
       </w:r>
     </w:p>
     <w:p>
@@ -400,6 +394,70 @@
           <w:szCs w:val="21"/>
           <w:highlight w:val="white"/>
         </w:rPr>
+        <w:t>Backend: C++,</w:t>
+      </w:r>
+      <w:r>
+        <w:rPr>
+          <w:sz w:val="21"/>
+          <w:szCs w:val="21"/>
+          <w:highlight w:val="white"/>
+        </w:rPr>
+        <w:t xml:space="preserve"> C#,</w:t>
+      </w:r>
+      <w:r>
+        <w:rPr>
+          <w:sz w:val="21"/>
+          <w:szCs w:val="21"/>
+          <w:highlight w:val="white"/>
+        </w:rPr>
+        <w:t xml:space="preserve"> Python, </w:t>
+      </w:r>
+      <w:proofErr w:type="spellStart"/>
+      <w:r>
+        <w:rPr>
+          <w:sz w:val="21"/>
+          <w:szCs w:val="21"/>
+          <w:highlight w:val="white"/>
+        </w:rPr>
+        <w:t>Websocket</w:t>
+      </w:r>
+      <w:proofErr w:type="spellEnd"/>
+      <w:r>
+        <w:rPr>
+          <w:sz w:val="21"/>
+          <w:szCs w:val="21"/>
+          <w:highlight w:val="white"/>
+        </w:rPr>
+        <w:t>, Django, Flask, SQLite3, PostgreSQL</w:t>
+      </w:r>
+    </w:p>
+    <w:p>
+      <w:pPr>
+        <w:numPr>
+          <w:ilvl w:val="0"/>
+          <w:numId w:val="2"/>
+        </w:numPr>
+        <w:pBdr>
+          <w:top w:val="nil"/>
+          <w:left w:val="nil"/>
+          <w:bottom w:val="nil"/>
+          <w:right w:val="nil"/>
+          <w:between w:val="nil"/>
+        </w:pBdr>
+        <w:spacing w:before="0" w:after="0" w:line="276" w:lineRule="auto"/>
+        <w:rPr>
+          <w:color w:val="000000"/>
+          <w:sz w:val="21"/>
+          <w:szCs w:val="21"/>
+          <w:highlight w:val="white"/>
+        </w:rPr>
+      </w:pPr>
+      <w:r>
+        <w:rPr>
+          <w:sz w:val="21"/>
+          <w:szCs w:val="21"/>
+          <w:highlight w:val="white"/>
+        </w:rPr>
         <w:t xml:space="preserve">Personality: </w:t>
       </w:r>
       <w:r>
@@ -678,7 +736,7 @@
         </w:rPr>
         <w:t xml:space="preserve">Project Article: </w:t>
       </w:r>
-      <w:hyperlink r:id="rId11">
+      <w:hyperlink r:id="rId12">
         <w:r>
           <w:rPr>
             <w:color w:val="1155CC"/>
@@ -1547,35 +1605,6 @@
           <w:highlight w:val="white"/>
         </w:rPr>
         <w:t>: Algorithms and Data Structures, Signals and Systems, Wireless Communication, Digital Signal Processing, Communication Systems, Introduction to Robotics.</w:t>
-      </w:r>
-    </w:p>
-    <w:p>
-      <w:pPr>
-        <w:spacing w:before="100" w:after="100" w:line="276" w:lineRule="auto"/>
-        <w:rPr>
-          <w:sz w:val="21"/>
-          <w:szCs w:val="21"/>
-          <w:highlight w:val="white"/>
-        </w:rPr>
-      </w:pPr>
-      <w:r>
-        <w:rPr>
-          <w:rFonts w:ascii="Cambria" w:eastAsia="Cambria" w:hAnsi="Cambria" w:cs="Cambria"/>
-        </w:rPr>
-        <w:tab/>
-      </w:r>
-      <w:r>
-        <w:rPr>
-          <w:rFonts w:ascii="Cambria" w:eastAsia="Cambria" w:hAnsi="Cambria" w:cs="Cambria"/>
-        </w:rPr>
-        <w:tab/>
-      </w:r>
-      <w:r>
-        <w:rPr>
-          <w:rFonts w:ascii="Cambria" w:eastAsia="Cambria" w:hAnsi="Cambria" w:cs="Cambria"/>
-        </w:rPr>
-        <w:tab/>
-        <w:t xml:space="preserve">  </w:t>
       </w:r>
     </w:p>
     <w:sectPr>
@@ -2471,6 +2500,7 @@
   <w:style w:type="character" w:default="1" w:styleId="VarsaylanParagrafYazTipi">
     <w:name w:val="Default Paragraph Font"/>
     <w:uiPriority w:val="1"/>
+    <w:semiHidden/>
     <w:unhideWhenUsed/>
   </w:style>
   <w:style w:type="table" w:default="1" w:styleId="NormalTablo">
